--- a/livrables/Tribune-Dutreil-Carrez/Tribune-Dutreil_Version-Le-Monde_5000-signes.docx
+++ b/livrables/Tribune-Dutreil-Carrez/Tribune-Dutreil_Version-Le-Monde_5000-signes.docx
@@ -18,7 +18,7 @@
           <w:sz w:val="18"/>
           <w:szCs w:val="18"/>
         </w:rPr>
-        <w:t xml:space="preserve">Projet de tribune, cosignature Gilles Carrez / François Ouairy. Calibrage ~5 000 signes (Le Monde, pages Idées ; le chapô est rédigé par la rédaction ; titre proposé, la rédaction le met entre guillemets). Les passages entre crochets sont à la main de M. Carrez. 3 septembre 2026.</w:t>
+        <w:t xml:space="preserve">Projet de tribune, cosignature Gilles Carrez / François Ouairy. Calibrage ~5 000 signes (Le Monde, pages Idées ; le chapô est rédigé par la rédaction ; titre proposé, la rédaction le met entre guillemets). Les passages entre crochets sont à la main de M. Carrez. Version 3 du 3 septembre 2026.</w:t>
       </w:r>
     </w:p>
     <w:p>
@@ -56,7 +56,7 @@
           <w:sz w:val="24"/>
           <w:szCs w:val="24"/>
         </w:rPr>
-        <w:t xml:space="preserve">Le 30 septembre, le projet de loi de finances pour 2027 sera présenté en Conseil des ministres. Le pacte Dutreil, cette exonération de 75 % des droits de mutation qui permet de transmettre une entreprise familiale sans la démanteler pour payer l'impôt, y affrontera son procès annuel. La pièce nouvelle au dossier est lourde. Dans un rapport publié en novembre 2025 avec l'Institut des politiques publiques, la Cour des comptes évalue le coût réel du dispositif à 5,5 milliards d'euros pour 2024, contre 800 millions affichés dans les documents budgétaires, et constate que 1 % des bénéficiaires capte 65 % de l'avantage.</w:t>
+        <w:t xml:space="preserve">Le 30 septembre, le projet de loi de finances pour 2027 sera présenté en Conseil des ministres. Le pacte Dutreil, cette exonération de 75 % des droits de mutation qui permet de transmettre une entreprise familiale sans la démanteler pour payer l'impôt, y affrontera son procès annuel. Avec, cette fois, une pièce lourde au dossier. Dans un rapport publié en novembre 2025 avec l'Institut des politiques publiques, la Cour des comptes évalue le coût réel du dispositif à 5,5 milliards d'euros pour 2024, contre 800 millions affichés dans les documents budgétaires, et constate que 1 % des bénéficiaires capte 65 % de l'avantage.</w:t>
       </w:r>
     </w:p>
     <w:p>
@@ -94,45 +94,45 @@
           <w:sz w:val="24"/>
           <w:szCs w:val="24"/>
         </w:rPr>
-        <w:t xml:space="preserve">Nous connaissons ce dispositif de l'intérieur. [L'un de nous fut co-rapporteur de la loi du 1er août 2003 qui l'a créé ; l'autre le met en œuvre chaque semaine, pour des entreprises moyennes comme pour des groupes familiaux.] Ce que la Cour documente est exact. La dépense fiscale a été multipliée par plus de quatre en quatre ans. Des montages logent dans l'exonération de la trésorerie ou de l'immobilier sans lien avec l'activité. L'avantage moyen des foyers les mieux servis approche trente millions d'euros. Qui veut sauver la transmission doit commencer par combattre ces dérives.</w:t>
-      </w:r>
-    </w:p>
-    <w:p>
-      <w:pPr>
-        <w:spacing w:after="200" w:before="0" w:line="360"/>
-        <w:jc w:val="both"/>
-      </w:pPr>
-      <w:r>
-        <w:rPr>
-          <w:rFonts w:ascii="Times New Roman" w:cs="Times New Roman" w:eastAsia="Times New Roman" w:hAnsi="Times New Roman"/>
-          <w:b w:val="false"/>
-          <w:bCs w:val="false"/>
-          <w:i w:val="false"/>
-          <w:iCs w:val="false"/>
-          <w:color w:val="000000"/>
-          <w:sz w:val="24"/>
-          <w:szCs w:val="24"/>
-        </w:rPr>
-        <w:t xml:space="preserve">Rappelons pourtant d'où vient ce régime. Dès 1994, la Commission européenne constatait que des milliers d'entreprises disparaissaient chaque année en Europe, avec leurs emplois, faute d'avoir surmonté le passage d'une génération à l'autre, et désignait le droit fiscal parmi les causes. La France taxait alors la transmission en ligne directe jusqu'à 40 %, pour un actif détenu en titres et sans liquidités. Moins d'une entreprise sur cinq restait familiale, contre une sur deux en Allemagne et près de deux sur trois en Italie. Le socle du régime est né en 1999 d'un amendement de Didier Migaud, rapporteur général socialiste, avant d'être étendu en 2003. La transmission de l'outil de travail n'a jamais été une cause partisane.</w:t>
-      </w:r>
-    </w:p>
-    <w:p>
-      <w:pPr>
-        <w:spacing w:after="200" w:before="0" w:line="360"/>
-        <w:jc w:val="both"/>
-      </w:pPr>
-      <w:r>
-        <w:rPr>
-          <w:rFonts w:ascii="Times New Roman" w:cs="Times New Roman" w:eastAsia="Times New Roman" w:hAnsi="Times New Roman"/>
-          <w:b w:val="false"/>
-          <w:bCs w:val="false"/>
-          <w:i w:val="false"/>
-          <w:iCs w:val="false"/>
-          <w:color w:val="000000"/>
-          <w:sz w:val="24"/>
-          <w:szCs w:val="24"/>
-        </w:rPr>
-        <w:t xml:space="preserve">La loi de finances pour 2026 vient de durcir l'exercice, avec un engagement porté à huit ans au minimum et l'exclusion explicite des actifs étrangers à l'exploitation. Ces règles ont trois mois d'existence. La rigueur commanderait de les laisser produire leurs effets, et de les mesurer, avant d'en écrire de nouvelles.</w:t>
+        <w:t xml:space="preserve">Nous connaissons ce dispositif de l'intérieur. [L'un de nous fut co-rapporteur de la loi du 1er août 2003 qui l'a créé ; l'autre le met en œuvre chaque semaine, pour des entreprises moyennes comme pour des groupes familiaux.] Ce que la Cour documente est exact. La dépense fiscale a plus que quadruplé en quatre ans. Des montages logent dans l'exonération de la trésorerie ou de l'immobilier sans lien avec l'activité. L'avantage moyen des foyers les mieux servis approche trente millions d'euros. Ces montages doivent sortir du régime. Il y survivra très bien.</w:t>
+      </w:r>
+    </w:p>
+    <w:p>
+      <w:pPr>
+        <w:spacing w:after="200" w:before="0" w:line="360"/>
+        <w:jc w:val="both"/>
+      </w:pPr>
+      <w:r>
+        <w:rPr>
+          <w:rFonts w:ascii="Times New Roman" w:cs="Times New Roman" w:eastAsia="Times New Roman" w:hAnsi="Times New Roman"/>
+          <w:b w:val="false"/>
+          <w:bCs w:val="false"/>
+          <w:i w:val="false"/>
+          <w:iCs w:val="false"/>
+          <w:color w:val="000000"/>
+          <w:sz w:val="24"/>
+          <w:szCs w:val="24"/>
+        </w:rPr>
+        <w:t xml:space="preserve">Rappelons pourtant d'où vient ce régime. Dès 1994, la Commission européenne constatait que des milliers d'entreprises disparaissaient chaque année en Europe, avec leurs emplois, faute d'avoir passé le cap d'une génération, et désignait le droit fiscal parmi les causes. La France taxait alors la transmission en ligne directe jusqu'à 40 %. Moins d'une entreprise sur cinq restait familiale, contre une sur deux en Allemagne et près de deux sur trois en Italie. L'idée ne vient d'ailleurs d'aucun camp. Le socle du régime est né en 1999 d'un amendement de Didier Migaud, rapporteur général socialiste, avant l'extension de 2003.</w:t>
+      </w:r>
+    </w:p>
+    <w:p>
+      <w:pPr>
+        <w:spacing w:after="200" w:before="0" w:line="360"/>
+        <w:jc w:val="both"/>
+      </w:pPr>
+      <w:r>
+        <w:rPr>
+          <w:rFonts w:ascii="Times New Roman" w:cs="Times New Roman" w:eastAsia="Times New Roman" w:hAnsi="Times New Roman"/>
+          <w:b w:val="false"/>
+          <w:bCs w:val="false"/>
+          <w:i w:val="false"/>
+          <w:iCs w:val="false"/>
+          <w:color w:val="000000"/>
+          <w:sz w:val="24"/>
+          <w:szCs w:val="24"/>
+        </w:rPr>
+        <w:t xml:space="preserve">L'ordre de grandeur mérite d'être posé. Pour une entreprise valorisée vingt millions d'euros et un enfant repreneur, les droits sans pacte atteignent de l'ordre de huit millions d'euros. Avec un pacte, autour de deux. Personne n'a huit millions sur un compte courant. On emprunte, on ponctionne la trésorerie de l'entreprise, ou on vend. Le régime existe pour fermer cette impasse, en échange d'années de conservation des titres et de direction effective. La loi de finances pour 2026 vient d'ailleurs de durcir l'exercice, engagement porté à huit ans au minimum et exclusion des actifs étrangers à l'exploitation. Ces règles ont trois mois. Qu'on les laisse produire leurs effets, et qu'on les mesure, avant d'en écrire de nouvelles.</w:t>
       </w:r>
     </w:p>
     <w:p>
@@ -151,45 +151,45 @@
           <w:sz w:val="24"/>
           <w:szCs w:val="24"/>
         </w:rPr>
-        <w:t xml:space="preserve">L'objection d'équité</w:t>
-      </w:r>
-    </w:p>
-    <w:p>
-      <w:pPr>
-        <w:spacing w:after="200" w:before="0" w:line="360"/>
-        <w:jc w:val="both"/>
-      </w:pPr>
-      <w:r>
-        <w:rPr>
-          <w:rFonts w:ascii="Times New Roman" w:cs="Times New Roman" w:eastAsia="Times New Roman" w:hAnsi="Times New Roman"/>
-          <w:b w:val="false"/>
-          <w:bCs w:val="false"/>
-          <w:i w:val="false"/>
-          <w:iCs w:val="false"/>
-          <w:color w:val="000000"/>
-          <w:sz w:val="24"/>
-          <w:szCs w:val="24"/>
-        </w:rPr>
-        <w:t xml:space="preserve">Reste l'objection d'équité, et elle pèse. Une exonération dont 1 % des bénéficiaires capte les deux tiers interroge le consentement à l'impôt, au moment où chacun est appelé à l'effort. Nous la prenons au sérieux. Le rabot uniforme y répond mal. Un plafonnement brutal frapperait d'abord les entreprises moyennes, dont les héritiers n'ont ni la trésorerie pour payer ni l'ingénierie pour s'organiser, quand les très grands patrimoines disposent du temps, des conseils et de la mobilité nécessaires pour s'adapter. L'Allemagne a choisi une autre voie, une exonération de l'outil de travail qui atteint 100 %, en contrepartie d'engagements contrôlés de maintien de l'emploi. Voilà le débat qui vaut d'être ouvert, des contreparties réelles plutôt qu'un taux et un plafond.</w:t>
-      </w:r>
-    </w:p>
-    <w:p>
-      <w:pPr>
-        <w:spacing w:after="200" w:before="0" w:line="360"/>
-        <w:jc w:val="both"/>
-      </w:pPr>
-      <w:r>
-        <w:rPr>
-          <w:rFonts w:ascii="Times New Roman" w:cs="Times New Roman" w:eastAsia="Times New Roman" w:hAnsi="Times New Roman"/>
-          <w:b w:val="false"/>
-          <w:bCs w:val="false"/>
-          <w:i w:val="false"/>
-          <w:iCs w:val="false"/>
-          <w:color w:val="000000"/>
-          <w:sz w:val="24"/>
-          <w:szCs w:val="24"/>
-        </w:rPr>
-        <w:t xml:space="preserve">[L'un de nous répète depuis vingt ans que derrière chaque niche fiscale aboie un chien.] Le Dutreil ne fait pas exception, et la réponse tient en une méthode, évaluer, cibler, stabiliser. Or l'instabilité est devenue la règle. Un dirigeant qui signe un pacte aujourd'hui s'engage jusqu'en 2034 ; sur cette durée, il traversera huit lois de finances, plusieurs doctrines administratives et une jurisprudence mouvante jusque sur la notion de holding animatrice. Des transmissions se reportent, des réorganisations se figent. On exige des familles un engagement de huit ans que l'État se montre incapable de tenir huit mois.</w:t>
+        <w:t xml:space="preserve">La question de l'équité</w:t>
+      </w:r>
+    </w:p>
+    <w:p>
+      <w:pPr>
+        <w:spacing w:after="200" w:before="0" w:line="360"/>
+        <w:jc w:val="both"/>
+      </w:pPr>
+      <w:r>
+        <w:rPr>
+          <w:rFonts w:ascii="Times New Roman" w:cs="Times New Roman" w:eastAsia="Times New Roman" w:hAnsi="Times New Roman"/>
+          <w:b w:val="false"/>
+          <w:bCs w:val="false"/>
+          <w:i w:val="false"/>
+          <w:iCs w:val="false"/>
+          <w:color w:val="000000"/>
+          <w:sz w:val="24"/>
+          <w:szCs w:val="24"/>
+        </w:rPr>
+        <w:t xml:space="preserve">Reste l'objection d'équité, et elle pèse. Une exonération dont 1 % des bénéficiaires capte les deux tiers interroge le consentement à l'impôt, au moment où chacun est appelé à l'effort. Nous la prenons au sérieux. Le rabot uniforme y répond mal. Un plafonnement brutal frapperait d'abord les entreprises moyennes, dont les héritiers n'ont ni la trésorerie pour payer ni l'ingénierie pour s'organiser, quand les très grands patrimoines ont du temps et des conseils pour s'adapter. L'Allemagne exonère l'outil de travail jusqu'à 100 %, contre des engagements contrôlés de maintien de l'emploi. On aimerait que l'automne budgétaire porte sur ce genre de contreparties. Il portera, sauf surprise, sur le taux.</w:t>
+      </w:r>
+    </w:p>
+    <w:p>
+      <w:pPr>
+        <w:spacing w:after="200" w:before="0" w:line="360"/>
+        <w:jc w:val="both"/>
+      </w:pPr>
+      <w:r>
+        <w:rPr>
+          <w:rFonts w:ascii="Times New Roman" w:cs="Times New Roman" w:eastAsia="Times New Roman" w:hAnsi="Times New Roman"/>
+          <w:b w:val="false"/>
+          <w:bCs w:val="false"/>
+          <w:i w:val="false"/>
+          <w:iCs w:val="false"/>
+          <w:color w:val="000000"/>
+          <w:sz w:val="24"/>
+          <w:szCs w:val="24"/>
+        </w:rPr>
+        <w:t xml:space="preserve">Puis il y a l'instabilité, qui ne figure dans aucun rapport. Un pacte signé aujourd'hui court jusqu'en 2034 ; d'ici là, huit lois de finances, des doctrines qui bougent, une jurisprudence qui n'a toujours pas fixé ce qu'est une holding animatrice, cette société de tête dont dépend l'accès au régime pour des milliers de groupes familiaux. Des transmissions se reportent, des réorganisations se figent. On demande aux familles de tenir huit ans. La règle fiscale, elle, ne tient pas huit mois.</w:t>
       </w:r>
     </w:p>
     <w:p>
@@ -208,45 +208,45 @@
           <w:sz w:val="24"/>
           <w:szCs w:val="24"/>
         </w:rPr>
-        <w:t xml:space="preserve">Trois décisions, un mot chacune</w:t>
-      </w:r>
-    </w:p>
-    <w:p>
-      <w:pPr>
-        <w:spacing w:after="200" w:before="0" w:line="360"/>
-        <w:jc w:val="both"/>
-      </w:pPr>
-      <w:r>
-        <w:rPr>
-          <w:rFonts w:ascii="Times New Roman" w:cs="Times New Roman" w:eastAsia="Times New Roman" w:hAnsi="Times New Roman"/>
-          <w:b w:val="false"/>
-          <w:bCs w:val="false"/>
-          <w:i w:val="false"/>
-          <w:iCs w:val="false"/>
-          <w:color w:val="000000"/>
-          <w:sz w:val="24"/>
-          <w:szCs w:val="24"/>
-        </w:rPr>
-        <w:t xml:space="preserve">La clause de grand-père, d'abord : tout pacte reste régi, pendant toute sa durée, par les règles en vigueur au jour de sa signature. C'est la contrepartie loyale d'un engagement de huit ans, et son coût budgétaire est nul. Le 75/0, ensuite : 75 % d'exonération, sans plafond, pour l'entreprise réellement transmise et dirigée, zéro pour la trésorerie de placement, l'immobilier de jouissance et les actifs de confort. Ce ciblage rapporterait davantage qu'une baisse de taux et répond à l'objection d'équité par la structure même du régime. Le rendez-vous triennal, enfin : une évaluation publique et indépendante tous les trois ans, seule occasion de retoucher le dispositif. Le travail de la Cour et de l'Institut des politiques publiques prouve que l'appareil statistique existe. Il reste à en faire une institution.</w:t>
-      </w:r>
-    </w:p>
-    <w:p>
-      <w:pPr>
-        <w:spacing w:after="200" w:before="0" w:line="360"/>
-        <w:jc w:val="both"/>
-      </w:pPr>
-      <w:r>
-        <w:rPr>
-          <w:rFonts w:ascii="Times New Roman" w:cs="Times New Roman" w:eastAsia="Times New Roman" w:hAnsi="Times New Roman"/>
-          <w:b w:val="false"/>
-          <w:bCs w:val="false"/>
-          <w:i w:val="false"/>
-          <w:iCs w:val="false"/>
-          <w:color w:val="000000"/>
-          <w:sz w:val="24"/>
-          <w:szCs w:val="24"/>
-        </w:rPr>
-        <w:t xml:space="preserve">Le budget vit à l'année. Une transmission se prépare sur une décennie. La campagne présidentielle placera les droits de succession au centre du débat, entre promesses de suppression et projets de taxation renforcée. Le pacte Dutreil mérite d'échapper à ce balancier. Qu'il redevienne ce que son nom promet depuis vingt-trois ans, un pacte, c'est-à-dire une parole tenue des deux côtés.</w:t>
+        <w:t xml:space="preserve">Ce que nous proposons</w:t>
+      </w:r>
+    </w:p>
+    <w:p>
+      <w:pPr>
+        <w:spacing w:after="200" w:before="0" w:line="360"/>
+        <w:jc w:val="both"/>
+      </w:pPr>
+      <w:r>
+        <w:rPr>
+          <w:rFonts w:ascii="Times New Roman" w:cs="Times New Roman" w:eastAsia="Times New Roman" w:hAnsi="Times New Roman"/>
+          <w:b w:val="false"/>
+          <w:bCs w:val="false"/>
+          <w:i w:val="false"/>
+          <w:iCs w:val="false"/>
+          <w:color w:val="000000"/>
+          <w:sz w:val="24"/>
+          <w:szCs w:val="24"/>
+        </w:rPr>
+        <w:t xml:space="preserve">D'abord ce que les fiscalistes appellent une clause de grand-père. Les règles en vigueur au jour de la signature valent jusqu'au terme du pacte, pour tous les pactes en cours. C'est la contrepartie loyale d'un engagement de huit ans, et son coût budgétaire est nul. Ensuite un principe simple, 75/0. L'exonération pleine, sans plafond, pour l'entreprise réellement transmise et dirigée, au besoin assortie d'engagements sur l'emploi. Rien pour la trésorerie de placement ni l'immobilier de confort. Ce ciblage rapporterait davantage qu'une baisse de taux, et il répond à la question d'équité par la structure même du régime. Enfin une évaluation publique et indépendante tous les trois ans, seule occasion de retoucher le dispositif. La matière statistique existe, le travail de la Cour et de l'Institut des politiques publiques vient de le montrer. Il manque le rendez-vous.</w:t>
+      </w:r>
+    </w:p>
+    <w:p>
+      <w:pPr>
+        <w:spacing w:after="200" w:before="0" w:line="360"/>
+        <w:jc w:val="both"/>
+      </w:pPr>
+      <w:r>
+        <w:rPr>
+          <w:rFonts w:ascii="Times New Roman" w:cs="Times New Roman" w:eastAsia="Times New Roman" w:hAnsi="Times New Roman"/>
+          <w:b w:val="false"/>
+          <w:bCs w:val="false"/>
+          <w:i w:val="false"/>
+          <w:iCs w:val="false"/>
+          <w:color w:val="000000"/>
+          <w:sz w:val="24"/>
+          <w:szCs w:val="24"/>
+        </w:rPr>
+        <w:t xml:space="preserve">La campagne présidentielle promet déjà tout et son contraire sur les successions, suppression en ligne directe d'un côté, imposition minimale des hauts patrimoines de l'autre. Ce que demande le pacte Dutreil tient en peu de mots. Des règles fermes sur ce qu'il couvre. Et dix ans de calme.</w:t>
       </w:r>
     </w:p>
     <w:p>

--- a/livrables/Tribune-Dutreil-Carrez/Tribune-Dutreil_Version-Le-Monde_5000-signes.docx
+++ b/livrables/Tribune-Dutreil-Carrez/Tribune-Dutreil_Version-Le-Monde_5000-signes.docx
@@ -132,7 +132,7 @@
           <w:sz w:val="24"/>
           <w:szCs w:val="24"/>
         </w:rPr>
-        <w:t xml:space="preserve">L'ordre de grandeur mérite d'être posé. Pour une entreprise valorisée vingt millions d'euros et un enfant repreneur, les droits sans pacte atteignent de l'ordre de huit millions d'euros. Avec un pacte, autour de deux. Personne n'a huit millions sur un compte courant. On emprunte, on ponctionne la trésorerie de l'entreprise, ou on vend. Le régime existe pour fermer cette impasse, en échange d'années de conservation des titres et de direction effective. La loi de finances pour 2026 vient d'ailleurs de durcir l'exercice, engagement porté à huit ans au minimum et exclusion des actifs étrangers à l'exploitation. Ces règles ont trois mois. Qu'on les laisse produire leurs effets, et qu'on les mesure, avant d'en écrire de nouvelles.</w:t>
+        <w:t xml:space="preserve">L'ordre de grandeur mérite d'être posé. Pour une entreprise valorisée vingt millions d'euros et un enfant repreneur, les droits sans pacte atteignent de l'ordre de huit millions d'euros. Avec un pacte, autour de deux. Personne n'a huit millions sur un compte courant. On emprunte, on ponctionne la trésorerie de l'entreprise, ou on vend. Le régime existe pour fermer cette impasse, en échange d'années de conservation des titres et de direction effective. Le législateur vient d'ailleurs de durcir l'exercice, engagement porté à huit ans au total et exclusion de l'assiette des résidences, yachts, œuvres d'art et autres biens de confort logés dans les sociétés. Ces règles ont quelques mois. Personne n'en a mesuré les effets. En écrire de nouvelles dès cet automne, c'est légiférer à l'aveugle.</w:t>
       </w:r>
     </w:p>
     <w:p>
@@ -227,7 +227,7 @@
           <w:sz w:val="24"/>
           <w:szCs w:val="24"/>
         </w:rPr>
-        <w:t xml:space="preserve">D'abord ce que les fiscalistes appellent une clause de grand-père. Les règles en vigueur au jour de la signature valent jusqu'au terme du pacte, pour tous les pactes en cours. C'est la contrepartie loyale d'un engagement de huit ans, et son coût budgétaire est nul. Ensuite un principe simple, 75/0. L'exonération pleine, sans plafond, pour l'entreprise réellement transmise et dirigée, au besoin assortie d'engagements sur l'emploi. Rien pour la trésorerie de placement ni l'immobilier de confort. Ce ciblage rapporterait davantage qu'une baisse de taux, et il répond à la question d'équité par la structure même du régime. Enfin une évaluation publique et indépendante tous les trois ans, seule occasion de retoucher le dispositif. La matière statistique existe, le travail de la Cour et de l'Institut des politiques publiques vient de le montrer. Il manque le rendez-vous.</w:t>
+        <w:t xml:space="preserve">D'abord ce que les fiscalistes appellent une clause de grand-père. Les règles en vigueur au jour de la signature valent jusqu'au terme du pacte, pour tous les pactes en cours. C'est la contrepartie loyale d'un engagement de huit ans, et son coût budgétaire est nul. Ensuite, achever le ciblage. La loi écarte désormais de l'exonération les résidences, les yachts ou les œuvres d'art logés dans les sociétés. Elle ne dit toujours rien de la trésorerie de placement ni de l'immobilier de rapport. Le même mécanisme, étendu à ces actifs, donnerait au régime sa forme aboutie, 75 % sans plafond pour l'outil professionnel réellement transmis et dirigé, au besoin assorti d'engagements sur l'emploi, rien pour le reste. Ce ciblage rapporterait davantage qu'une baisse de taux, et il répond à la question d'équité par la structure même du régime. Enfin une évaluation publique et indépendante tous les trois ans, seule occasion de retoucher le dispositif. La matière statistique existe, le travail de la Cour et de l'Institut des politiques publiques vient de le montrer. Il manque le rendez-vous.</w:t>
       </w:r>
     </w:p>
     <w:p>

--- a/livrables/Tribune-Dutreil-Carrez/Tribune-Dutreil_Version-Le-Monde_5000-signes.docx
+++ b/livrables/Tribune-Dutreil-Carrez/Tribune-Dutreil_Version-Le-Monde_5000-signes.docx
@@ -18,7 +18,7 @@
           <w:sz w:val="18"/>
           <w:szCs w:val="18"/>
         </w:rPr>
-        <w:t xml:space="preserve">Projet de tribune, cosignature Gilles Carrez / François Ouairy. Calibrage ~5 000 signes (Le Monde, pages Idées ; le chapô est rédigé par la rédaction ; titre proposé, la rédaction le met entre guillemets). Les passages entre crochets sont à la main de M. Carrez. Version 3 du 3 septembre 2026.</w:t>
+        <w:t xml:space="preserve">Projet de tribune, cosignature Gilles Carrez / François Ouairy. Calibrage ~5 000 signes (Le Monde, pages Idées ; le chapô est rédigé par la rédaction ; titre proposé, la rédaction le met entre guillemets). Les passages entre crochets sont à la main de M. Carrez. Version 5 du 3 septembre 2026.</w:t>
       </w:r>
     </w:p>
     <w:p>
@@ -56,7 +56,7 @@
           <w:sz w:val="24"/>
           <w:szCs w:val="24"/>
         </w:rPr>
-        <w:t xml:space="preserve">Le 30 septembre, le projet de loi de finances pour 2027 sera présenté en Conseil des ministres. Le pacte Dutreil, cette exonération de 75 % des droits de mutation qui permet de transmettre une entreprise familiale sans la démanteler pour payer l'impôt, y affrontera son procès annuel. Avec, cette fois, une pièce lourde au dossier. Dans un rapport publié en novembre 2025 avec l'Institut des politiques publiques, la Cour des comptes évalue le coût réel du dispositif à 5,5 milliards d'euros pour 2024, contre 800 millions affichés dans les documents budgétaires, et constate que 1 % des bénéficiaires capte 65 % de l'avantage.</w:t>
+        <w:t xml:space="preserve">Le 30 septembre, le projet de loi de finances pour 2027 sera présenté en Conseil des ministres. Le pacte Dutreil, cette exonération de 75 % des droits de mutation qui permet de transmettre une entreprise familiale sans la démanteler pour payer l'impôt, y affrontera son procès annuel. Avec, cette fois, une pièce lourde au dossier. Dans un rapport publié en novembre 2025 avec l'Institut des politiques publiques, la Cour des comptes évalue la dépense fiscale à 5,5 milliards d'euros pour 2024, très au-dessus des 800 millions retenus jusque-là dans les documents budgétaires, et constate que 1 % des bénéficiaires capte 65 % de l'avantage.</w:t>
       </w:r>
     </w:p>
     <w:p>
@@ -94,7 +94,7 @@
           <w:sz w:val="24"/>
           <w:szCs w:val="24"/>
         </w:rPr>
-        <w:t xml:space="preserve">Nous connaissons ce dispositif de l'intérieur. [L'un de nous fut co-rapporteur de la loi du 1er août 2003 qui l'a créé ; l'autre le met en œuvre chaque semaine, pour des entreprises moyennes comme pour des groupes familiaux.] Ce que la Cour documente est exact. La dépense fiscale a plus que quadruplé en quatre ans. Des montages logent dans l'exonération de la trésorerie ou de l'immobilier sans lien avec l'activité. L'avantage moyen des foyers les mieux servis approche trente millions d'euros. Ces montages doivent sortir du régime. Il y survivra très bien.</w:t>
+        <w:t xml:space="preserve">Nous connaissons ce dispositif de l'intérieur. [L'un de nous fut co-rapporteur de la loi du 1er août 2003 qui l'a créé ; l'autre le met en œuvre chaque semaine, pour des entreprises moyennes comme pour des groupes familiaux.] Ce que la Cour documente est exact. La dépense fiscale a plus que quadruplé en quatre ans. Des montages logent dans l'exonération de la trésorerie ou de l'immobilier sans lien avec l'activité. L'avantage moyen des 1 % de bénéficiaires les mieux servis approche trente millions d'euros. Ces montages doivent sortir du régime. Il y survivra très bien.</w:t>
       </w:r>
     </w:p>
     <w:p>
@@ -189,7 +189,7 @@
           <w:sz w:val="24"/>
           <w:szCs w:val="24"/>
         </w:rPr>
-        <w:t xml:space="preserve">Puis il y a l'instabilité, qui ne figure dans aucun rapport. Un pacte signé aujourd'hui court jusqu'en 2034 ; d'ici là, huit lois de finances, des doctrines qui bougent, une jurisprudence qui n'a toujours pas fixé ce qu'est une holding animatrice, cette société de tête dont dépend l'accès au régime pour des milliers de groupes familiaux. Des transmissions se reportent, des réorganisations se figent. On demande aux familles de tenir huit ans. La règle fiscale, elle, ne tient pas huit mois.</w:t>
+        <w:t xml:space="preserve">Puis il y a l'instabilité, qui ne figure dans aucun rapport. Un pacte signé aujourd'hui court jusqu'en 2034 ; d'ici là, huit lois de finances, des doctrines qui bougent, les contours encore discutés de la holding animatrice, cette société de tête dont dépend l'accès au régime pour des milliers de groupes familiaux. Des transmissions se reportent, des réorganisations se figent. On demande aux familles de tenir huit ans. La règle fiscale, elle, ne tient pas huit mois.</w:t>
       </w:r>
     </w:p>
     <w:p>
